--- a/Производственная практика C++/Docs/Фамилия Отчет.docx
+++ b/Производственная практика C++/Docs/Фамилия Отчет.docx
@@ -306,6 +306,7 @@
       <w:r>
         <w:rPr>
           <w:b/>
+          <w:color w:val="EE0000"/>
           <w:sz w:val="28"/>
           <w:szCs w:val="28"/>
           <w:highlight w:val="yellow"/>
@@ -315,6 +316,7 @@
       <w:r>
         <w:rPr>
           <w:b/>
+          <w:color w:val="EE0000"/>
           <w:sz w:val="28"/>
           <w:szCs w:val="28"/>
           <w:highlight w:val="yellow"/>
@@ -324,6 +326,7 @@
       <w:r>
         <w:rPr>
           <w:b/>
+          <w:color w:val="EE0000"/>
           <w:sz w:val="28"/>
           <w:szCs w:val="28"/>
           <w:highlight w:val="yellow"/>
@@ -333,6 +336,7 @@
       <w:r>
         <w:rPr>
           <w:b/>
+          <w:color w:val="EE0000"/>
           <w:sz w:val="28"/>
           <w:szCs w:val="28"/>
           <w:highlight w:val="yellow"/>
@@ -342,6 +346,7 @@
       <w:r>
         <w:rPr>
           <w:b/>
+          <w:color w:val="EE0000"/>
           <w:sz w:val="28"/>
           <w:szCs w:val="28"/>
           <w:highlight w:val="yellow"/>
@@ -445,6 +450,7 @@
       </w:r>
       <w:r>
         <w:rPr>
+          <w:color w:val="EE0000"/>
           <w:sz w:val="28"/>
           <w:szCs w:val="28"/>
           <w:highlight w:val="yellow"/>
@@ -454,6 +460,7 @@
       </w:r>
       <w:r>
         <w:rPr>
+          <w:color w:val="EE0000"/>
           <w:sz w:val="28"/>
           <w:szCs w:val="28"/>
           <w:highlight w:val="yellow"/>
@@ -463,6 +470,7 @@
       </w:r>
       <w:r>
         <w:rPr>
+          <w:color w:val="EE0000"/>
           <w:sz w:val="28"/>
           <w:szCs w:val="28"/>
           <w:highlight w:val="yellow"/>
@@ -553,6 +561,7 @@
     <w:p>
       <w:pPr>
         <w:rPr>
+          <w:color w:val="EE0000"/>
           <w:sz w:val="28"/>
           <w:szCs w:val="28"/>
           <w:u w:val="single"/>
@@ -560,40 +569,50 @@
       </w:pPr>
       <w:r>
         <w:rPr>
+          <w:color w:val="EE0000"/>
           <w:sz w:val="28"/>
           <w:szCs w:val="28"/>
+          <w:highlight w:val="yellow"/>
           <w:u w:val="single"/>
         </w:rPr>
         <w:t xml:space="preserve">доцент кафедры прикладной математики </w:t>
       </w:r>
       <w:r>
         <w:rPr>
+          <w:color w:val="EE0000"/>
           <w:sz w:val="28"/>
           <w:szCs w:val="28"/>
+          <w:highlight w:val="yellow"/>
           <w:u w:val="single"/>
         </w:rPr>
         <w:t>и искусственного интел</w:t>
       </w:r>
       <w:r>
         <w:rPr>
+          <w:color w:val="EE0000"/>
           <w:sz w:val="28"/>
           <w:szCs w:val="28"/>
+          <w:highlight w:val="yellow"/>
           <w:u w:val="single"/>
         </w:rPr>
         <w:t>л</w:t>
       </w:r>
       <w:r>
         <w:rPr>
+          <w:color w:val="EE0000"/>
           <w:sz w:val="28"/>
           <w:szCs w:val="28"/>
+          <w:highlight w:val="yellow"/>
           <w:u w:val="single"/>
         </w:rPr>
         <w:t xml:space="preserve">екта </w:t>
       </w:r>
       <w:r>
         <w:rPr>
+          <w:color w:val="EE0000"/>
           <w:sz w:val="28"/>
           <w:szCs w:val="28"/>
+          <w:highlight w:val="yellow"/>
           <w:u w:val="single"/>
         </w:rPr>
         <w:t xml:space="preserve">Саламатин </w:t>
@@ -601,8 +620,10 @@
       <w:proofErr w:type="gramStart"/>
       <w:r>
         <w:rPr>
+          <w:color w:val="EE0000"/>
           <w:sz w:val="28"/>
           <w:szCs w:val="28"/>
+          <w:highlight w:val="yellow"/>
           <w:u w:val="single"/>
         </w:rPr>
         <w:t>А.А.</w:t>
@@ -1256,6 +1277,7 @@
       </w:r>
       <w:r>
         <w:rPr>
+          <w:color w:val="EE0000"/>
           <w:sz w:val="28"/>
           <w:highlight w:val="yellow"/>
         </w:rPr>
@@ -1263,6 +1285,7 @@
       </w:r>
       <w:r>
         <w:rPr>
+          <w:color w:val="EE0000"/>
           <w:sz w:val="28"/>
           <w:highlight w:val="yellow"/>
         </w:rPr>
@@ -1270,6 +1293,7 @@
       </w:r>
       <w:r>
         <w:rPr>
+          <w:color w:val="EE0000"/>
           <w:sz w:val="28"/>
           <w:highlight w:val="yellow"/>
         </w:rPr>
@@ -1277,6 +1301,7 @@
       </w:r>
       <w:r>
         <w:rPr>
+          <w:color w:val="EE0000"/>
           <w:sz w:val="28"/>
           <w:highlight w:val="yellow"/>
         </w:rPr>
@@ -1284,6 +1309,7 @@
       </w:r>
       <w:r>
         <w:rPr>
+          <w:color w:val="EE0000"/>
           <w:sz w:val="28"/>
           <w:highlight w:val="yellow"/>
         </w:rPr>
@@ -1291,6 +1317,7 @@
       </w:r>
       <w:r>
         <w:rPr>
+          <w:color w:val="EE0000"/>
           <w:sz w:val="28"/>
           <w:highlight w:val="yellow"/>
         </w:rPr>
@@ -1298,6 +1325,7 @@
       </w:r>
       <w:r>
         <w:rPr>
+          <w:color w:val="EE0000"/>
           <w:sz w:val="28"/>
           <w:highlight w:val="yellow"/>
         </w:rPr>
@@ -1305,6 +1333,7 @@
       </w:r>
       <w:r>
         <w:rPr>
+          <w:color w:val="EE0000"/>
           <w:sz w:val="28"/>
           <w:highlight w:val="yellow"/>
         </w:rPr>
@@ -1312,6 +1341,7 @@
       </w:r>
       <w:r>
         <w:rPr>
+          <w:color w:val="EE0000"/>
           <w:sz w:val="28"/>
           <w:highlight w:val="yellow"/>
         </w:rPr>
@@ -1319,6 +1349,7 @@
       </w:r>
       <w:r>
         <w:rPr>
+          <w:color w:val="EE0000"/>
           <w:sz w:val="28"/>
           <w:highlight w:val="yellow"/>
         </w:rPr>
@@ -1362,12 +1393,14 @@
         <w:ind w:firstLine="709"/>
         <w:jc w:val="both"/>
         <w:rPr>
+          <w:color w:val="EE0000"/>
           <w:sz w:val="28"/>
           <w:highlight w:val="yellow"/>
         </w:rPr>
       </w:pPr>
       <w:r>
         <w:rPr>
+          <w:color w:val="EE0000"/>
           <w:sz w:val="28"/>
           <w:highlight w:val="yellow"/>
         </w:rPr>
@@ -1381,12 +1414,14 @@
         <w:ind w:firstLine="709"/>
         <w:jc w:val="both"/>
         <w:rPr>
+          <w:color w:val="EE0000"/>
           <w:sz w:val="28"/>
           <w:highlight w:val="yellow"/>
         </w:rPr>
       </w:pPr>
       <w:r>
         <w:rPr>
+          <w:color w:val="EE0000"/>
           <w:sz w:val="28"/>
           <w:highlight w:val="yellow"/>
         </w:rPr>
@@ -1400,11 +1435,13 @@
         <w:ind w:firstLine="709"/>
         <w:jc w:val="both"/>
         <w:rPr>
+          <w:color w:val="EE0000"/>
           <w:sz w:val="28"/>
         </w:rPr>
       </w:pPr>
       <w:r>
         <w:rPr>
+          <w:color w:val="EE0000"/>
           <w:sz w:val="28"/>
           <w:highlight w:val="yellow"/>
         </w:rPr>
@@ -1552,6 +1589,7 @@
       </w:r>
       <w:r>
         <w:rPr>
+          <w:color w:val="EE0000"/>
           <w:sz w:val="28"/>
           <w:highlight w:val="yellow"/>
         </w:rPr>
@@ -1559,6 +1597,7 @@
       </w:r>
       <w:r>
         <w:rPr>
+          <w:color w:val="EE0000"/>
           <w:sz w:val="28"/>
           <w:highlight w:val="yellow"/>
         </w:rPr>
@@ -1566,6 +1605,7 @@
       </w:r>
       <w:r>
         <w:rPr>
+          <w:color w:val="EE0000"/>
           <w:sz w:val="28"/>
           <w:highlight w:val="yellow"/>
         </w:rPr>
@@ -1573,6 +1613,7 @@
       </w:r>
       <w:r>
         <w:rPr>
+          <w:color w:val="EE0000"/>
           <w:sz w:val="28"/>
           <w:highlight w:val="yellow"/>
         </w:rPr>
@@ -1580,6 +1621,7 @@
       </w:r>
       <w:r>
         <w:rPr>
+          <w:color w:val="EE0000"/>
           <w:sz w:val="28"/>
           <w:highlight w:val="yellow"/>
         </w:rPr>
@@ -1587,6 +1629,7 @@
       </w:r>
       <w:r>
         <w:rPr>
+          <w:color w:val="EE0000"/>
           <w:sz w:val="28"/>
           <w:highlight w:val="yellow"/>
         </w:rPr>
@@ -1594,6 +1637,7 @@
       </w:r>
       <w:r>
         <w:rPr>
+          <w:color w:val="EE0000"/>
           <w:sz w:val="28"/>
           <w:highlight w:val="yellow"/>
         </w:rPr>
@@ -1601,6 +1645,7 @@
       </w:r>
       <w:r>
         <w:rPr>
+          <w:color w:val="EE0000"/>
           <w:sz w:val="28"/>
           <w:highlight w:val="yellow"/>
         </w:rPr>
@@ -1608,6 +1653,7 @@
       </w:r>
       <w:r>
         <w:rPr>
+          <w:color w:val="EE0000"/>
           <w:sz w:val="28"/>
           <w:highlight w:val="yellow"/>
         </w:rPr>
@@ -1615,6 +1661,7 @@
       </w:r>
       <w:r>
         <w:rPr>
+          <w:color w:val="EE0000"/>
           <w:sz w:val="28"/>
           <w:highlight w:val="yellow"/>
         </w:rPr>
@@ -1634,12 +1681,14 @@
         <w:ind w:firstLine="709"/>
         <w:jc w:val="both"/>
         <w:rPr>
+          <w:color w:val="EE0000"/>
           <w:sz w:val="28"/>
           <w:highlight w:val="yellow"/>
         </w:rPr>
       </w:pPr>
       <w:r>
         <w:rPr>
+          <w:color w:val="EE0000"/>
           <w:sz w:val="28"/>
           <w:highlight w:val="yellow"/>
         </w:rPr>
@@ -1653,12 +1702,14 @@
         <w:ind w:firstLine="709"/>
         <w:jc w:val="both"/>
         <w:rPr>
+          <w:color w:val="EE0000"/>
           <w:sz w:val="28"/>
           <w:highlight w:val="yellow"/>
         </w:rPr>
       </w:pPr>
       <w:r>
         <w:rPr>
+          <w:color w:val="EE0000"/>
           <w:sz w:val="28"/>
           <w:highlight w:val="yellow"/>
         </w:rPr>
@@ -1672,11 +1723,13 @@
         <w:ind w:firstLine="709"/>
         <w:jc w:val="both"/>
         <w:rPr>
+          <w:color w:val="EE0000"/>
           <w:sz w:val="28"/>
         </w:rPr>
       </w:pPr>
       <w:r>
         <w:rPr>
+          <w:color w:val="EE0000"/>
           <w:sz w:val="28"/>
           <w:highlight w:val="yellow"/>
         </w:rPr>
@@ -1962,10 +2015,20 @@
         <w:szCs w:val="28"/>
         <w:highlight w:val="yellow"/>
       </w:rPr>
-      <w:t>Казань 202</w:t>
+      <w:t>Казань</w:t>
     </w:r>
     <w:r>
       <w:rPr>
+        <w:color w:val="EE0000"/>
+        <w:sz w:val="28"/>
+        <w:szCs w:val="28"/>
+        <w:highlight w:val="yellow"/>
+      </w:rPr>
+      <w:t xml:space="preserve"> 202</w:t>
+    </w:r>
+    <w:r>
+      <w:rPr>
+        <w:color w:val="EE0000"/>
         <w:sz w:val="28"/>
         <w:szCs w:val="28"/>
         <w:highlight w:val="yellow"/>
